--- a/spa/docx/51.content.docx
+++ b/spa/docx/51.content.docx
@@ -28,22 +28,6 @@
       </w:r>
     </w:p>
     <w:p>
-      <w:pPr>
-        <w:pStyle w:val="Heading2"/>
-      </w:pPr>
-      <w:r>
-        <w:rPr>
-          <w:lang w:val="es_ES" w:bidi="es_ES"/>
-        </w:rPr>
-        <w:t>License Information</w:t>
-      </w:r>
-      <w:r>
-        <w:rPr>
-          <w:lang w:val="es_ES" w:bidi="es_ES"/>
-        </w:rPr>
-      </w:r>
-    </w:p>
-    <w:p>
       <w:pPr/>
       <w:r>
         <w:rPr>
@@ -61,13 +45,7 @@
         <w:rPr>
           <w:lang w:val="es_ES" w:bidi="es_ES"/>
         </w:rPr>
-        <w:t xml:space="preserve"> (Spanish) is based on</w:t>
-      </w:r>
-      <w:r>
-        <w:rPr>
-          <w:lang w:val="es_ES" w:bidi="es_ES"/>
-        </w:rPr>
-        <w:t xml:space="preserve">: </w:t>
+        <w:t xml:space="preserve"> (Spanish) is based on: </w:t>
       </w:r>
       <w:r>
         <w:rPr>
@@ -188,19 +166,6 @@
       <w:pPr>
         <w:pStyle w:val="Heading2"/>
       </w:pPr>
-      <w:r>
-        <w:rPr>
-          <w:lang w:val="es_ES" w:bidi="es_ES"/>
-        </w:rPr>
-      </w:r>
-    </w:p>
-    <w:p>
-      <w:pPr/>
-      <w:r>
-        <w:rPr>
-          <w:lang w:val="es_ES" w:bidi="es_ES"/>
-        </w:rPr>
-      </w:r>
       <w:r>
         <w:rPr>
           <w:lang w:val="es_ES" w:bidi="es_ES"/>

--- a/spa/docx/51.content.docx
+++ b/spa/docx/51.content.docx
@@ -45,19 +45,7 @@
         <w:rPr>
           <w:lang w:val="es_ES" w:bidi="es_ES"/>
         </w:rPr>
-        <w:t xml:space="preserve"> (Spanish) is based on: </w:t>
-      </w:r>
-      <w:r>
-        <w:rPr>
-          <w:lang w:val="es_ES" w:bidi="es_ES"/>
-        </w:rPr>
-        <w:t>Reina Valera 1909</w:t>
-      </w:r>
-      <w:r>
-        <w:rPr>
-          <w:lang w:val="es_ES" w:bidi="es_ES"/>
-        </w:rPr>
-        <w:t xml:space="preserve">, </w:t>
+        <w:t xml:space="preserve"> © 1909 </w:t>
       </w:r>
       <w:hyperlink r:id="rId13">
         <w:r>
@@ -75,9 +63,9 @@
         <w:rPr>
           <w:lang w:val="es_ES" w:bidi="es_ES"/>
         </w:rPr>
-        <w:t xml:space="preserve">, None, which is licensed under a </w:t>
-      </w:r>
-      <w:hyperlink r:id="rId14">
+        <w:t xml:space="preserve">, licensed under a </w:t>
+      </w:r>
+      <w:hyperlink r:id="rId13">
         <w:r>
           <w:rPr>
             <w:lang w:val="es_ES" w:bidi="es_ES"/>
@@ -94,25 +82,6 @@
           <w:lang w:val="es_ES" w:bidi="es_ES"/>
         </w:rPr>
         <w:t>.</w:t>
-      </w:r>
-      <w:r>
-        <w:rPr>
-          <w:lang w:val="es_ES" w:bidi="es_ES"/>
-        </w:rPr>
-      </w:r>
-    </w:p>
-    <w:p>
-      <w:pPr/>
-      <w:r>
-        <w:rPr>
-          <w:lang w:val="es_ES" w:bidi="es_ES"/>
-        </w:rPr>
-      </w:r>
-      <w:r>
-        <w:rPr>
-          <w:lang w:val="es_ES" w:bidi="es_ES"/>
-        </w:rPr>
-        <w:t>This PDF version is provided under the same license.</w:t>
       </w:r>
       <w:r>
         <w:rPr>
@@ -212,14 +181,6 @@
       </w:pPr>
     </w:p>
     <w:p>
-      <w:pPr/>
-      <w:r>
-        <w:rPr>
-          <w:lang w:val="es_ES" w:bidi="es_ES"/>
-        </w:rPr>
-      </w:r>
-    </w:p>
-    <w:p>
       <w:pPr>
         <w:pStyle w:val="Heading2"/>
       </w:pPr>
@@ -227,7 +188,7 @@
         <w:rPr>
           <w:lang w:val="es_ES" w:bidi="es_ES"/>
         </w:rPr>
-        <w:t>Colossians 1:1</w:t>
+        <w:t>Colosenses 1:1</w:t>
       </w:r>
       <w:r>
         <w:rPr>
@@ -255,24 +216,6 @@
         </w:rPr>
         <w:t xml:space="preserve"> PABLO, apóstol de Jesucristo por la voluntad de Dios, y el hermano Timoteo,</w:t>
       </w:r>
-      <w:r>
-        <w:rPr>
-          <w:lang w:val="es_ES" w:bidi="es_ES"/>
-        </w:rPr>
-      </w:r>
-      <w:r>
-        <w:rPr>
-          <w:lang w:val="es_ES" w:bidi="es_ES"/>
-        </w:rPr>
-      </w:r>
-    </w:p>
-    <w:p>
-      <w:pPr/>
-      <w:r>
-        <w:rPr>
-          <w:lang w:val="es_ES" w:bidi="es_ES"/>
-        </w:rPr>
-      </w:r>
     </w:p>
     <w:p>
       <w:pPr/>
@@ -294,24 +237,6 @@
         </w:rPr>
         <w:t xml:space="preserve"> A los santos y hermanos fieles en Cristo que están en Colosas: Gracia y paz á vosotros de Dios Padre nuestro, y del Señor Jesucristo.</w:t>
       </w:r>
-      <w:r>
-        <w:rPr>
-          <w:lang w:val="es_ES" w:bidi="es_ES"/>
-        </w:rPr>
-      </w:r>
-      <w:r>
-        <w:rPr>
-          <w:lang w:val="es_ES" w:bidi="es_ES"/>
-        </w:rPr>
-      </w:r>
-    </w:p>
-    <w:p>
-      <w:pPr/>
-      <w:r>
-        <w:rPr>
-          <w:lang w:val="es_ES" w:bidi="es_ES"/>
-        </w:rPr>
-      </w:r>
     </w:p>
     <w:p>
       <w:pPr/>
@@ -333,24 +258,6 @@
         </w:rPr>
         <w:t xml:space="preserve"> Damos gracias al Dios y Padre del Señor nuestro Jesucristo, siempre orando por vosotros:</w:t>
       </w:r>
-      <w:r>
-        <w:rPr>
-          <w:lang w:val="es_ES" w:bidi="es_ES"/>
-        </w:rPr>
-      </w:r>
-      <w:r>
-        <w:rPr>
-          <w:lang w:val="es_ES" w:bidi="es_ES"/>
-        </w:rPr>
-      </w:r>
-    </w:p>
-    <w:p>
-      <w:pPr/>
-      <w:r>
-        <w:rPr>
-          <w:lang w:val="es_ES" w:bidi="es_ES"/>
-        </w:rPr>
-      </w:r>
     </w:p>
     <w:p>
       <w:pPr/>
@@ -372,24 +279,6 @@
         </w:rPr>
         <w:t xml:space="preserve"> Habiendo oído vuestra fe en Cristo Jesús, y el amor que tenéis á todos los santos,</w:t>
       </w:r>
-      <w:r>
-        <w:rPr>
-          <w:lang w:val="es_ES" w:bidi="es_ES"/>
-        </w:rPr>
-      </w:r>
-      <w:r>
-        <w:rPr>
-          <w:lang w:val="es_ES" w:bidi="es_ES"/>
-        </w:rPr>
-      </w:r>
-    </w:p>
-    <w:p>
-      <w:pPr/>
-      <w:r>
-        <w:rPr>
-          <w:lang w:val="es_ES" w:bidi="es_ES"/>
-        </w:rPr>
-      </w:r>
     </w:p>
     <w:p>
       <w:pPr/>
@@ -411,24 +300,6 @@
         </w:rPr>
         <w:t xml:space="preserve"> A causa de la esperanza que os está guardada en los cielos, de la cual habéis oído ya por la palabra verdadera del evangelio:</w:t>
       </w:r>
-      <w:r>
-        <w:rPr>
-          <w:lang w:val="es_ES" w:bidi="es_ES"/>
-        </w:rPr>
-      </w:r>
-      <w:r>
-        <w:rPr>
-          <w:lang w:val="es_ES" w:bidi="es_ES"/>
-        </w:rPr>
-      </w:r>
-    </w:p>
-    <w:p>
-      <w:pPr/>
-      <w:r>
-        <w:rPr>
-          <w:lang w:val="es_ES" w:bidi="es_ES"/>
-        </w:rPr>
-      </w:r>
     </w:p>
     <w:p>
       <w:pPr/>
@@ -450,24 +321,6 @@
         </w:rPr>
         <w:t xml:space="preserve"> El cual ha llegado hasta vosotros, como por todo el mundo; y fructifica y crece, como también en vosotros, desde el día que oísteis y conocisteis la gracia de Dios en verdad,</w:t>
       </w:r>
-      <w:r>
-        <w:rPr>
-          <w:lang w:val="es_ES" w:bidi="es_ES"/>
-        </w:rPr>
-      </w:r>
-      <w:r>
-        <w:rPr>
-          <w:lang w:val="es_ES" w:bidi="es_ES"/>
-        </w:rPr>
-      </w:r>
-    </w:p>
-    <w:p>
-      <w:pPr/>
-      <w:r>
-        <w:rPr>
-          <w:lang w:val="es_ES" w:bidi="es_ES"/>
-        </w:rPr>
-      </w:r>
     </w:p>
     <w:p>
       <w:pPr/>
@@ -489,24 +342,6 @@
         </w:rPr>
         <w:t xml:space="preserve"> Como habéis aprendido de Epafras, nuestro consiervo amado, el cual es un fiel ministro de Cristo á favor vuestro;</w:t>
       </w:r>
-      <w:r>
-        <w:rPr>
-          <w:lang w:val="es_ES" w:bidi="es_ES"/>
-        </w:rPr>
-      </w:r>
-      <w:r>
-        <w:rPr>
-          <w:lang w:val="es_ES" w:bidi="es_ES"/>
-        </w:rPr>
-      </w:r>
-    </w:p>
-    <w:p>
-      <w:pPr/>
-      <w:r>
-        <w:rPr>
-          <w:lang w:val="es_ES" w:bidi="es_ES"/>
-        </w:rPr>
-      </w:r>
     </w:p>
     <w:p>
       <w:pPr/>
@@ -528,24 +363,6 @@
         </w:rPr>
         <w:t xml:space="preserve"> El cual también nos ha declarado vuestro amor en el Espíritu.</w:t>
       </w:r>
-      <w:r>
-        <w:rPr>
-          <w:lang w:val="es_ES" w:bidi="es_ES"/>
-        </w:rPr>
-      </w:r>
-      <w:r>
-        <w:rPr>
-          <w:lang w:val="es_ES" w:bidi="es_ES"/>
-        </w:rPr>
-      </w:r>
-    </w:p>
-    <w:p>
-      <w:pPr/>
-      <w:r>
-        <w:rPr>
-          <w:lang w:val="es_ES" w:bidi="es_ES"/>
-        </w:rPr>
-      </w:r>
     </w:p>
     <w:p>
       <w:pPr/>
@@ -567,24 +384,6 @@
         </w:rPr>
         <w:t xml:space="preserve"> Por lo cual también nosotros, desde el día que lo oímos, no cesamos de orar por vosotros, y de pedir que seáis llenos del conocimiento de su voluntad, en toda sabiduría y espiritual inteligencia;</w:t>
       </w:r>
-      <w:r>
-        <w:rPr>
-          <w:lang w:val="es_ES" w:bidi="es_ES"/>
-        </w:rPr>
-      </w:r>
-      <w:r>
-        <w:rPr>
-          <w:lang w:val="es_ES" w:bidi="es_ES"/>
-        </w:rPr>
-      </w:r>
-    </w:p>
-    <w:p>
-      <w:pPr/>
-      <w:r>
-        <w:rPr>
-          <w:lang w:val="es_ES" w:bidi="es_ES"/>
-        </w:rPr>
-      </w:r>
     </w:p>
     <w:p>
       <w:pPr/>
@@ -604,25 +403,7 @@
         <w:rPr>
           <w:lang w:val="es_ES" w:bidi="es_ES"/>
         </w:rPr>
-        <w:t xml:space="preserve"> Para que andéis como es digno del Señor, agradándo le en todo, fructificando en toda buena obra, y creciendo en el conocimiento de Dios:</w:t>
-      </w:r>
-      <w:r>
-        <w:rPr>
-          <w:lang w:val="es_ES" w:bidi="es_ES"/>
-        </w:rPr>
-      </w:r>
-      <w:r>
-        <w:rPr>
-          <w:lang w:val="es_ES" w:bidi="es_ES"/>
-        </w:rPr>
-      </w:r>
-    </w:p>
-    <w:p>
-      <w:pPr/>
-      <w:r>
-        <w:rPr>
-          <w:lang w:val="es_ES" w:bidi="es_ES"/>
-        </w:rPr>
+        <w:t xml:space="preserve"> Para que andéis como es digno del Señor, agradándole en todo, fructificando en toda buena obra, y creciendo en el conocimiento de Dios:</w:t>
       </w:r>
     </w:p>
     <w:p>
@@ -645,24 +426,6 @@
         </w:rPr>
         <w:t xml:space="preserve"> Corroborados de toda fortaleza, conforme á la potencia de su gloria, para toda tolerancia y largura de ánimo con gozo;</w:t>
       </w:r>
-      <w:r>
-        <w:rPr>
-          <w:lang w:val="es_ES" w:bidi="es_ES"/>
-        </w:rPr>
-      </w:r>
-      <w:r>
-        <w:rPr>
-          <w:lang w:val="es_ES" w:bidi="es_ES"/>
-        </w:rPr>
-      </w:r>
-    </w:p>
-    <w:p>
-      <w:pPr/>
-      <w:r>
-        <w:rPr>
-          <w:lang w:val="es_ES" w:bidi="es_ES"/>
-        </w:rPr>
-      </w:r>
     </w:p>
     <w:p>
       <w:pPr/>
@@ -684,24 +447,6 @@
         </w:rPr>
         <w:t xml:space="preserve"> Dando gracias al Padre que nos hizo aptos para participar de la suerte de los santos en luz:</w:t>
       </w:r>
-      <w:r>
-        <w:rPr>
-          <w:lang w:val="es_ES" w:bidi="es_ES"/>
-        </w:rPr>
-      </w:r>
-      <w:r>
-        <w:rPr>
-          <w:lang w:val="es_ES" w:bidi="es_ES"/>
-        </w:rPr>
-      </w:r>
-    </w:p>
-    <w:p>
-      <w:pPr/>
-      <w:r>
-        <w:rPr>
-          <w:lang w:val="es_ES" w:bidi="es_ES"/>
-        </w:rPr>
-      </w:r>
     </w:p>
     <w:p>
       <w:pPr/>
@@ -723,24 +468,6 @@
         </w:rPr>
         <w:t xml:space="preserve"> Que nos ha librado de la potestad de las tinieblas, y trasladado al reino de su amado Hijo;</w:t>
       </w:r>
-      <w:r>
-        <w:rPr>
-          <w:lang w:val="es_ES" w:bidi="es_ES"/>
-        </w:rPr>
-      </w:r>
-      <w:r>
-        <w:rPr>
-          <w:lang w:val="es_ES" w:bidi="es_ES"/>
-        </w:rPr>
-      </w:r>
-    </w:p>
-    <w:p>
-      <w:pPr/>
-      <w:r>
-        <w:rPr>
-          <w:lang w:val="es_ES" w:bidi="es_ES"/>
-        </w:rPr>
-      </w:r>
     </w:p>
     <w:p>
       <w:pPr/>
@@ -762,24 +489,6 @@
         </w:rPr>
         <w:t xml:space="preserve"> En el cual tenemos redención por su sangre, la remisión de pecados:</w:t>
       </w:r>
-      <w:r>
-        <w:rPr>
-          <w:lang w:val="es_ES" w:bidi="es_ES"/>
-        </w:rPr>
-      </w:r>
-      <w:r>
-        <w:rPr>
-          <w:lang w:val="es_ES" w:bidi="es_ES"/>
-        </w:rPr>
-      </w:r>
-    </w:p>
-    <w:p>
-      <w:pPr/>
-      <w:r>
-        <w:rPr>
-          <w:lang w:val="es_ES" w:bidi="es_ES"/>
-        </w:rPr>
-      </w:r>
     </w:p>
     <w:p>
       <w:pPr/>
@@ -801,24 +510,6 @@
         </w:rPr>
         <w:t xml:space="preserve"> El cual es la imagen del Dios invisible, el primogénito de toda criatura.</w:t>
       </w:r>
-      <w:r>
-        <w:rPr>
-          <w:lang w:val="es_ES" w:bidi="es_ES"/>
-        </w:rPr>
-      </w:r>
-      <w:r>
-        <w:rPr>
-          <w:lang w:val="es_ES" w:bidi="es_ES"/>
-        </w:rPr>
-      </w:r>
-    </w:p>
-    <w:p>
-      <w:pPr/>
-      <w:r>
-        <w:rPr>
-          <w:lang w:val="es_ES" w:bidi="es_ES"/>
-        </w:rPr>
-      </w:r>
     </w:p>
     <w:p>
       <w:pPr/>
@@ -840,24 +531,6 @@
         </w:rPr>
         <w:t xml:space="preserve"> Porque por él fueron criadas todas las cosas que están en los cielos, y que están en la tierra, visibles é invisibles; sean tronos, sean dominios, sean principados, sean potestades; todo fué criado por él y para él.</w:t>
       </w:r>
-      <w:r>
-        <w:rPr>
-          <w:lang w:val="es_ES" w:bidi="es_ES"/>
-        </w:rPr>
-      </w:r>
-      <w:r>
-        <w:rPr>
-          <w:lang w:val="es_ES" w:bidi="es_ES"/>
-        </w:rPr>
-      </w:r>
-    </w:p>
-    <w:p>
-      <w:pPr/>
-      <w:r>
-        <w:rPr>
-          <w:lang w:val="es_ES" w:bidi="es_ES"/>
-        </w:rPr>
-      </w:r>
     </w:p>
     <w:p>
       <w:pPr/>
@@ -879,24 +552,6 @@
         </w:rPr>
         <w:t xml:space="preserve"> Y él es antes de todas las cosas, y por él todas las cosas subsisten:</w:t>
       </w:r>
-      <w:r>
-        <w:rPr>
-          <w:lang w:val="es_ES" w:bidi="es_ES"/>
-        </w:rPr>
-      </w:r>
-      <w:r>
-        <w:rPr>
-          <w:lang w:val="es_ES" w:bidi="es_ES"/>
-        </w:rPr>
-      </w:r>
-    </w:p>
-    <w:p>
-      <w:pPr/>
-      <w:r>
-        <w:rPr>
-          <w:lang w:val="es_ES" w:bidi="es_ES"/>
-        </w:rPr>
-      </w:r>
     </w:p>
     <w:p>
       <w:pPr/>
@@ -918,24 +573,6 @@
         </w:rPr>
         <w:t xml:space="preserve"> Y él es la cabeza del cuerpo que es la iglesia; él que es el principio, el primogénito de los muertos, para que en todo tenga el primado.</w:t>
       </w:r>
-      <w:r>
-        <w:rPr>
-          <w:lang w:val="es_ES" w:bidi="es_ES"/>
-        </w:rPr>
-      </w:r>
-      <w:r>
-        <w:rPr>
-          <w:lang w:val="es_ES" w:bidi="es_ES"/>
-        </w:rPr>
-      </w:r>
-    </w:p>
-    <w:p>
-      <w:pPr/>
-      <w:r>
-        <w:rPr>
-          <w:lang w:val="es_ES" w:bidi="es_ES"/>
-        </w:rPr>
-      </w:r>
     </w:p>
     <w:p>
       <w:pPr/>
@@ -957,24 +594,6 @@
         </w:rPr>
         <w:t xml:space="preserve"> Por cuanto agradó al Padre que en él habitase toda plenitud,</w:t>
       </w:r>
-      <w:r>
-        <w:rPr>
-          <w:lang w:val="es_ES" w:bidi="es_ES"/>
-        </w:rPr>
-      </w:r>
-      <w:r>
-        <w:rPr>
-          <w:lang w:val="es_ES" w:bidi="es_ES"/>
-        </w:rPr>
-      </w:r>
-    </w:p>
-    <w:p>
-      <w:pPr/>
-      <w:r>
-        <w:rPr>
-          <w:lang w:val="es_ES" w:bidi="es_ES"/>
-        </w:rPr>
-      </w:r>
     </w:p>
     <w:p>
       <w:pPr/>
@@ -996,24 +615,6 @@
         </w:rPr>
         <w:t xml:space="preserve"> Y por él reconciliar todas las cosas á sí, pacificando por la sangre de su cruz, así lo que está en la tierra como lo que está en los cielos.</w:t>
       </w:r>
-      <w:r>
-        <w:rPr>
-          <w:lang w:val="es_ES" w:bidi="es_ES"/>
-        </w:rPr>
-      </w:r>
-      <w:r>
-        <w:rPr>
-          <w:lang w:val="es_ES" w:bidi="es_ES"/>
-        </w:rPr>
-      </w:r>
-    </w:p>
-    <w:p>
-      <w:pPr/>
-      <w:r>
-        <w:rPr>
-          <w:lang w:val="es_ES" w:bidi="es_ES"/>
-        </w:rPr>
-      </w:r>
     </w:p>
     <w:p>
       <w:pPr/>
@@ -1035,24 +636,6 @@
         </w:rPr>
         <w:t xml:space="preserve"> A vosotros también, que erais en otro tiempo extraños y enemigos de ánimo en malas obras, ahora empero os ha reconciliado</w:t>
       </w:r>
-      <w:r>
-        <w:rPr>
-          <w:lang w:val="es_ES" w:bidi="es_ES"/>
-        </w:rPr>
-      </w:r>
-      <w:r>
-        <w:rPr>
-          <w:lang w:val="es_ES" w:bidi="es_ES"/>
-        </w:rPr>
-      </w:r>
-    </w:p>
-    <w:p>
-      <w:pPr/>
-      <w:r>
-        <w:rPr>
-          <w:lang w:val="es_ES" w:bidi="es_ES"/>
-        </w:rPr>
-      </w:r>
     </w:p>
     <w:p>
       <w:pPr/>
@@ -1074,24 +657,6 @@
         </w:rPr>
         <w:t xml:space="preserve"> En el cuerpo de su carne por medio de muerte, para haceros santos, y sin mancha, é irreprensibles delante de él:</w:t>
       </w:r>
-      <w:r>
-        <w:rPr>
-          <w:lang w:val="es_ES" w:bidi="es_ES"/>
-        </w:rPr>
-      </w:r>
-      <w:r>
-        <w:rPr>
-          <w:lang w:val="es_ES" w:bidi="es_ES"/>
-        </w:rPr>
-      </w:r>
-    </w:p>
-    <w:p>
-      <w:pPr/>
-      <w:r>
-        <w:rPr>
-          <w:lang w:val="es_ES" w:bidi="es_ES"/>
-        </w:rPr>
-      </w:r>
     </w:p>
     <w:p>
       <w:pPr/>
@@ -1113,24 +678,6 @@
         </w:rPr>
         <w:t xml:space="preserve"> Si empero permanecéis fundados y firmes en la fe, y sin moveros de la esperanza del evangelio que habéis oído; el cual es predicado á toda criatura que está debajo del cielo; del cual yo Pablo soy hecho ministro.</w:t>
       </w:r>
-      <w:r>
-        <w:rPr>
-          <w:lang w:val="es_ES" w:bidi="es_ES"/>
-        </w:rPr>
-      </w:r>
-      <w:r>
-        <w:rPr>
-          <w:lang w:val="es_ES" w:bidi="es_ES"/>
-        </w:rPr>
-      </w:r>
-    </w:p>
-    <w:p>
-      <w:pPr/>
-      <w:r>
-        <w:rPr>
-          <w:lang w:val="es_ES" w:bidi="es_ES"/>
-        </w:rPr>
-      </w:r>
     </w:p>
     <w:p>
       <w:pPr/>
@@ -1152,24 +699,6 @@
         </w:rPr>
         <w:t xml:space="preserve"> Que ahora me gozo en lo que padezco por vosotros, y cumplo en mi carne lo que falta de las aflicciones de Cristo por su cuerpo, que es la iglesia;</w:t>
       </w:r>
-      <w:r>
-        <w:rPr>
-          <w:lang w:val="es_ES" w:bidi="es_ES"/>
-        </w:rPr>
-      </w:r>
-      <w:r>
-        <w:rPr>
-          <w:lang w:val="es_ES" w:bidi="es_ES"/>
-        </w:rPr>
-      </w:r>
-    </w:p>
-    <w:p>
-      <w:pPr/>
-      <w:r>
-        <w:rPr>
-          <w:lang w:val="es_ES" w:bidi="es_ES"/>
-        </w:rPr>
-      </w:r>
     </w:p>
     <w:p>
       <w:pPr/>
@@ -1191,24 +720,6 @@
         </w:rPr>
         <w:t xml:space="preserve"> De la cual soy hecho ministro, según la dispensación de Dios que me fué dada en orden á vosotros, para que cumpla la palabra de Dios;</w:t>
       </w:r>
-      <w:r>
-        <w:rPr>
-          <w:lang w:val="es_ES" w:bidi="es_ES"/>
-        </w:rPr>
-      </w:r>
-      <w:r>
-        <w:rPr>
-          <w:lang w:val="es_ES" w:bidi="es_ES"/>
-        </w:rPr>
-      </w:r>
-    </w:p>
-    <w:p>
-      <w:pPr/>
-      <w:r>
-        <w:rPr>
-          <w:lang w:val="es_ES" w:bidi="es_ES"/>
-        </w:rPr>
-      </w:r>
     </w:p>
     <w:p>
       <w:pPr/>
@@ -1230,24 +741,6 @@
         </w:rPr>
         <w:t xml:space="preserve"> A saber, el misterio que había estado oculto desde los siglos y edades, mas ahora ha sido manifestado á sus santos:</w:t>
       </w:r>
-      <w:r>
-        <w:rPr>
-          <w:lang w:val="es_ES" w:bidi="es_ES"/>
-        </w:rPr>
-      </w:r>
-      <w:r>
-        <w:rPr>
-          <w:lang w:val="es_ES" w:bidi="es_ES"/>
-        </w:rPr>
-      </w:r>
-    </w:p>
-    <w:p>
-      <w:pPr/>
-      <w:r>
-        <w:rPr>
-          <w:lang w:val="es_ES" w:bidi="es_ES"/>
-        </w:rPr>
-      </w:r>
     </w:p>
     <w:p>
       <w:pPr/>
@@ -1269,24 +762,6 @@
         </w:rPr>
         <w:t xml:space="preserve"> A los cuales quiso Dios hacer notorias las riquezas de la gloria de este misterio entre los Gentiles; que es Cristo en vosotros la esperanza de gloria:</w:t>
       </w:r>
-      <w:r>
-        <w:rPr>
-          <w:lang w:val="es_ES" w:bidi="es_ES"/>
-        </w:rPr>
-      </w:r>
-      <w:r>
-        <w:rPr>
-          <w:lang w:val="es_ES" w:bidi="es_ES"/>
-        </w:rPr>
-      </w:r>
-    </w:p>
-    <w:p>
-      <w:pPr/>
-      <w:r>
-        <w:rPr>
-          <w:lang w:val="es_ES" w:bidi="es_ES"/>
-        </w:rPr>
-      </w:r>
     </w:p>
     <w:p>
       <w:pPr/>
@@ -1308,24 +783,6 @@
         </w:rPr>
         <w:t xml:space="preserve"> El cual nosotros anunciamos, amonestando á todo hombre, y enseñando en toda sabiduría, para que presentemos á todo hombre perfecto en Cristo Jesús:</w:t>
       </w:r>
-      <w:r>
-        <w:rPr>
-          <w:lang w:val="es_ES" w:bidi="es_ES"/>
-        </w:rPr>
-      </w:r>
-      <w:r>
-        <w:rPr>
-          <w:lang w:val="es_ES" w:bidi="es_ES"/>
-        </w:rPr>
-      </w:r>
-    </w:p>
-    <w:p>
-      <w:pPr/>
-      <w:r>
-        <w:rPr>
-          <w:lang w:val="es_ES" w:bidi="es_ES"/>
-        </w:rPr>
-      </w:r>
     </w:p>
     <w:p>
       <w:pPr/>
@@ -1347,24 +804,6 @@
         </w:rPr>
         <w:t xml:space="preserve"> En lo cual aun trabajo, combatiendo según la operación de él, la cual obra en mí poderosamente.</w:t>
       </w:r>
-      <w:r>
-        <w:rPr>
-          <w:lang w:val="es_ES" w:bidi="es_ES"/>
-        </w:rPr>
-      </w:r>
-      <w:r>
-        <w:rPr>
-          <w:lang w:val="es_ES" w:bidi="es_ES"/>
-        </w:rPr>
-      </w:r>
-    </w:p>
-    <w:p>
-      <w:pPr/>
-      <w:r>
-        <w:rPr>
-          <w:lang w:val="es_ES" w:bidi="es_ES"/>
-        </w:rPr>
-      </w:r>
     </w:p>
     <w:p>
       <w:pPr>
@@ -1374,7 +813,7 @@
         <w:rPr>
           <w:lang w:val="es_ES" w:bidi="es_ES"/>
         </w:rPr>
-        <w:t>Colossians 2:1</w:t>
+        <w:t>Colosenses 2:1</w:t>
       </w:r>
       <w:r>
         <w:rPr>
@@ -1402,24 +841,6 @@
         </w:rPr>
         <w:t xml:space="preserve"> PORQUE quiero que sepáis cuán gran solicitud tengo por vosotros, y por los que están en Laodicea, y por todos los que nunca vieron mi rostro en carne;</w:t>
       </w:r>
-      <w:r>
-        <w:rPr>
-          <w:lang w:val="es_ES" w:bidi="es_ES"/>
-        </w:rPr>
-      </w:r>
-      <w:r>
-        <w:rPr>
-          <w:lang w:val="es_ES" w:bidi="es_ES"/>
-        </w:rPr>
-      </w:r>
-    </w:p>
-    <w:p>
-      <w:pPr/>
-      <w:r>
-        <w:rPr>
-          <w:lang w:val="es_ES" w:bidi="es_ES"/>
-        </w:rPr>
-      </w:r>
     </w:p>
     <w:p>
       <w:pPr/>
@@ -1441,24 +862,6 @@
         </w:rPr>
         <w:t xml:space="preserve"> Para que sean confortados sus corazones, unidos en amor, y en todas riquezas de cumplido entendimiento para conocer el misterio de Dios, y del Padre, y de Cristo;</w:t>
       </w:r>
-      <w:r>
-        <w:rPr>
-          <w:lang w:val="es_ES" w:bidi="es_ES"/>
-        </w:rPr>
-      </w:r>
-      <w:r>
-        <w:rPr>
-          <w:lang w:val="es_ES" w:bidi="es_ES"/>
-        </w:rPr>
-      </w:r>
-    </w:p>
-    <w:p>
-      <w:pPr/>
-      <w:r>
-        <w:rPr>
-          <w:lang w:val="es_ES" w:bidi="es_ES"/>
-        </w:rPr>
-      </w:r>
     </w:p>
     <w:p>
       <w:pPr/>
@@ -1480,24 +883,6 @@
         </w:rPr>
         <w:t xml:space="preserve"> En el cual están escondidos todos los tesoros de sabiduría y conocimiento.</w:t>
       </w:r>
-      <w:r>
-        <w:rPr>
-          <w:lang w:val="es_ES" w:bidi="es_ES"/>
-        </w:rPr>
-      </w:r>
-      <w:r>
-        <w:rPr>
-          <w:lang w:val="es_ES" w:bidi="es_ES"/>
-        </w:rPr>
-      </w:r>
-    </w:p>
-    <w:p>
-      <w:pPr/>
-      <w:r>
-        <w:rPr>
-          <w:lang w:val="es_ES" w:bidi="es_ES"/>
-        </w:rPr>
-      </w:r>
     </w:p>
     <w:p>
       <w:pPr/>
@@ -1519,24 +904,6 @@
         </w:rPr>
         <w:t xml:space="preserve"> Y esto digo, para que nadie os engañe con palabras persuasivas.</w:t>
       </w:r>
-      <w:r>
-        <w:rPr>
-          <w:lang w:val="es_ES" w:bidi="es_ES"/>
-        </w:rPr>
-      </w:r>
-      <w:r>
-        <w:rPr>
-          <w:lang w:val="es_ES" w:bidi="es_ES"/>
-        </w:rPr>
-      </w:r>
-    </w:p>
-    <w:p>
-      <w:pPr/>
-      <w:r>
-        <w:rPr>
-          <w:lang w:val="es_ES" w:bidi="es_ES"/>
-        </w:rPr>
-      </w:r>
     </w:p>
     <w:p>
       <w:pPr/>
@@ -1558,24 +925,6 @@
         </w:rPr>
         <w:t xml:space="preserve"> Porque aunque estoy ausente con el cuerpo, no obstante con el espíritu estoy con vosotros, gozándome y mirando vuestro concierto, y la firmeza de vuestra fe en Cristo.</w:t>
       </w:r>
-      <w:r>
-        <w:rPr>
-          <w:lang w:val="es_ES" w:bidi="es_ES"/>
-        </w:rPr>
-      </w:r>
-      <w:r>
-        <w:rPr>
-          <w:lang w:val="es_ES" w:bidi="es_ES"/>
-        </w:rPr>
-      </w:r>
-    </w:p>
-    <w:p>
-      <w:pPr/>
-      <w:r>
-        <w:rPr>
-          <w:lang w:val="es_ES" w:bidi="es_ES"/>
-        </w:rPr>
-      </w:r>
     </w:p>
     <w:p>
       <w:pPr/>
@@ -1597,24 +946,6 @@
         </w:rPr>
         <w:t xml:space="preserve"> Por tanto, de la manera que habéis recibido al Señor Jesucristo, andad en él:</w:t>
       </w:r>
-      <w:r>
-        <w:rPr>
-          <w:lang w:val="es_ES" w:bidi="es_ES"/>
-        </w:rPr>
-      </w:r>
-      <w:r>
-        <w:rPr>
-          <w:lang w:val="es_ES" w:bidi="es_ES"/>
-        </w:rPr>
-      </w:r>
-    </w:p>
-    <w:p>
-      <w:pPr/>
-      <w:r>
-        <w:rPr>
-          <w:lang w:val="es_ES" w:bidi="es_ES"/>
-        </w:rPr>
-      </w:r>
     </w:p>
     <w:p>
       <w:pPr/>
@@ -1636,24 +967,6 @@
         </w:rPr>
         <w:t xml:space="preserve"> Arraigados y sobreedificados en él, y confirmados en la fe, así como habéis aprendido, creciendo en ella con hacimiento de gracias.</w:t>
       </w:r>
-      <w:r>
-        <w:rPr>
-          <w:lang w:val="es_ES" w:bidi="es_ES"/>
-        </w:rPr>
-      </w:r>
-      <w:r>
-        <w:rPr>
-          <w:lang w:val="es_ES" w:bidi="es_ES"/>
-        </w:rPr>
-      </w:r>
-    </w:p>
-    <w:p>
-      <w:pPr/>
-      <w:r>
-        <w:rPr>
-          <w:lang w:val="es_ES" w:bidi="es_ES"/>
-        </w:rPr>
-      </w:r>
     </w:p>
     <w:p>
       <w:pPr/>
@@ -1675,24 +988,6 @@
         </w:rPr>
         <w:t xml:space="preserve"> Mirad que ninguno os engañe por filosofías y vanas sutilezas, según las tradiciones de los hombres, conforme á los elementos del mundo, y no según Cristo:</w:t>
       </w:r>
-      <w:r>
-        <w:rPr>
-          <w:lang w:val="es_ES" w:bidi="es_ES"/>
-        </w:rPr>
-      </w:r>
-      <w:r>
-        <w:rPr>
-          <w:lang w:val="es_ES" w:bidi="es_ES"/>
-        </w:rPr>
-      </w:r>
-    </w:p>
-    <w:p>
-      <w:pPr/>
-      <w:r>
-        <w:rPr>
-          <w:lang w:val="es_ES" w:bidi="es_ES"/>
-        </w:rPr>
-      </w:r>
     </w:p>
     <w:p>
       <w:pPr/>
@@ -1714,24 +1009,6 @@
         </w:rPr>
         <w:t xml:space="preserve"> Porque en él habita toda la plenitud de la divinidad corporalmente:</w:t>
       </w:r>
-      <w:r>
-        <w:rPr>
-          <w:lang w:val="es_ES" w:bidi="es_ES"/>
-        </w:rPr>
-      </w:r>
-      <w:r>
-        <w:rPr>
-          <w:lang w:val="es_ES" w:bidi="es_ES"/>
-        </w:rPr>
-      </w:r>
-    </w:p>
-    <w:p>
-      <w:pPr/>
-      <w:r>
-        <w:rPr>
-          <w:lang w:val="es_ES" w:bidi="es_ES"/>
-        </w:rPr>
-      </w:r>
     </w:p>
     <w:p>
       <w:pPr/>
@@ -1753,24 +1030,6 @@
         </w:rPr>
         <w:t xml:space="preserve"> Y en él estáis cumplidos, el cual es la cabeza de todo principado y potestad:</w:t>
       </w:r>
-      <w:r>
-        <w:rPr>
-          <w:lang w:val="es_ES" w:bidi="es_ES"/>
-        </w:rPr>
-      </w:r>
-      <w:r>
-        <w:rPr>
-          <w:lang w:val="es_ES" w:bidi="es_ES"/>
-        </w:rPr>
-      </w:r>
-    </w:p>
-    <w:p>
-      <w:pPr/>
-      <w:r>
-        <w:rPr>
-          <w:lang w:val="es_ES" w:bidi="es_ES"/>
-        </w:rPr>
-      </w:r>
     </w:p>
     <w:p>
       <w:pPr/>
@@ -1792,24 +1051,6 @@
         </w:rPr>
         <w:t xml:space="preserve"> En el cual también sois circuncidados de circuncisión no hecha con manos, con el despojamiento del cuerpo de los pecados de la carne, en la circuncisión de Cristo;</w:t>
       </w:r>
-      <w:r>
-        <w:rPr>
-          <w:lang w:val="es_ES" w:bidi="es_ES"/>
-        </w:rPr>
-      </w:r>
-      <w:r>
-        <w:rPr>
-          <w:lang w:val="es_ES" w:bidi="es_ES"/>
-        </w:rPr>
-      </w:r>
-    </w:p>
-    <w:p>
-      <w:pPr/>
-      <w:r>
-        <w:rPr>
-          <w:lang w:val="es_ES" w:bidi="es_ES"/>
-        </w:rPr>
-      </w:r>
     </w:p>
     <w:p>
       <w:pPr/>
@@ -1831,24 +1072,6 @@
         </w:rPr>
         <w:t xml:space="preserve"> Sepultados juntamente con él en el bautismo, en el cual también resucitasteis con él, por la fe de la operación de Dios que le levantó de los muertos.</w:t>
       </w:r>
-      <w:r>
-        <w:rPr>
-          <w:lang w:val="es_ES" w:bidi="es_ES"/>
-        </w:rPr>
-      </w:r>
-      <w:r>
-        <w:rPr>
-          <w:lang w:val="es_ES" w:bidi="es_ES"/>
-        </w:rPr>
-      </w:r>
-    </w:p>
-    <w:p>
-      <w:pPr/>
-      <w:r>
-        <w:rPr>
-          <w:lang w:val="es_ES" w:bidi="es_ES"/>
-        </w:rPr>
-      </w:r>
     </w:p>
     <w:p>
       <w:pPr/>
@@ -1870,24 +1093,6 @@
         </w:rPr>
         <w:t xml:space="preserve"> Y á vosotros, estando muertos en pecados y en la incircuncisión de vuestra carne, os vivificó juntamente con él, perdonándoos todos los pecados,</w:t>
       </w:r>
-      <w:r>
-        <w:rPr>
-          <w:lang w:val="es_ES" w:bidi="es_ES"/>
-        </w:rPr>
-      </w:r>
-      <w:r>
-        <w:rPr>
-          <w:lang w:val="es_ES" w:bidi="es_ES"/>
-        </w:rPr>
-      </w:r>
-    </w:p>
-    <w:p>
-      <w:pPr/>
-      <w:r>
-        <w:rPr>
-          <w:lang w:val="es_ES" w:bidi="es_ES"/>
-        </w:rPr>
-      </w:r>
     </w:p>
     <w:p>
       <w:pPr/>
@@ -1909,24 +1114,6 @@
         </w:rPr>
         <w:t xml:space="preserve"> Rayendo la cédula de los ritos que nos era contraria, que era contra nosotros, quitándola de en medio y enclavándola en la cruz;</w:t>
       </w:r>
-      <w:r>
-        <w:rPr>
-          <w:lang w:val="es_ES" w:bidi="es_ES"/>
-        </w:rPr>
-      </w:r>
-      <w:r>
-        <w:rPr>
-          <w:lang w:val="es_ES" w:bidi="es_ES"/>
-        </w:rPr>
-      </w:r>
-    </w:p>
-    <w:p>
-      <w:pPr/>
-      <w:r>
-        <w:rPr>
-          <w:lang w:val="es_ES" w:bidi="es_ES"/>
-        </w:rPr>
-      </w:r>
     </w:p>
     <w:p>
       <w:pPr/>
@@ -1948,24 +1135,6 @@
         </w:rPr>
         <w:t xml:space="preserve"> Y despojando los principados y las potestades, sacólos á la vergüenza en público, triunfando de ellos en sí mismo.</w:t>
       </w:r>
-      <w:r>
-        <w:rPr>
-          <w:lang w:val="es_ES" w:bidi="es_ES"/>
-        </w:rPr>
-      </w:r>
-      <w:r>
-        <w:rPr>
-          <w:lang w:val="es_ES" w:bidi="es_ES"/>
-        </w:rPr>
-      </w:r>
-    </w:p>
-    <w:p>
-      <w:pPr/>
-      <w:r>
-        <w:rPr>
-          <w:lang w:val="es_ES" w:bidi="es_ES"/>
-        </w:rPr>
-      </w:r>
     </w:p>
     <w:p>
       <w:pPr/>
@@ -1987,24 +1156,6 @@
         </w:rPr>
         <w:t xml:space="preserve"> Por tanto, nadie os juzgue en comida, ó en bebida, ó en parte de día de fiesta, ó de nueva luna, ó de sábados:</w:t>
       </w:r>
-      <w:r>
-        <w:rPr>
-          <w:lang w:val="es_ES" w:bidi="es_ES"/>
-        </w:rPr>
-      </w:r>
-      <w:r>
-        <w:rPr>
-          <w:lang w:val="es_ES" w:bidi="es_ES"/>
-        </w:rPr>
-      </w:r>
-    </w:p>
-    <w:p>
-      <w:pPr/>
-      <w:r>
-        <w:rPr>
-          <w:lang w:val="es_ES" w:bidi="es_ES"/>
-        </w:rPr>
-      </w:r>
     </w:p>
     <w:p>
       <w:pPr/>
@@ -2026,24 +1177,6 @@
         </w:rPr>
         <w:t xml:space="preserve"> Lo cual es la sombra de lo por venir; mas el cuerpo es de Cristo.</w:t>
       </w:r>
-      <w:r>
-        <w:rPr>
-          <w:lang w:val="es_ES" w:bidi="es_ES"/>
-        </w:rPr>
-      </w:r>
-      <w:r>
-        <w:rPr>
-          <w:lang w:val="es_ES" w:bidi="es_ES"/>
-        </w:rPr>
-      </w:r>
-    </w:p>
-    <w:p>
-      <w:pPr/>
-      <w:r>
-        <w:rPr>
-          <w:lang w:val="es_ES" w:bidi="es_ES"/>
-        </w:rPr>
-      </w:r>
     </w:p>
     <w:p>
       <w:pPr/>
@@ -2065,24 +1198,6 @@
         </w:rPr>
         <w:t xml:space="preserve"> Nadie os prive de vuestro premio, afectando humildad y culto á los ángeles, metiéndose en lo que no ha visto, vanamente hinchado en el sentido de su propia carne,</w:t>
       </w:r>
-      <w:r>
-        <w:rPr>
-          <w:lang w:val="es_ES" w:bidi="es_ES"/>
-        </w:rPr>
-      </w:r>
-      <w:r>
-        <w:rPr>
-          <w:lang w:val="es_ES" w:bidi="es_ES"/>
-        </w:rPr>
-      </w:r>
-    </w:p>
-    <w:p>
-      <w:pPr/>
-      <w:r>
-        <w:rPr>
-          <w:lang w:val="es_ES" w:bidi="es_ES"/>
-        </w:rPr>
-      </w:r>
     </w:p>
     <w:p>
       <w:pPr/>
@@ -2104,24 +1219,6 @@
         </w:rPr>
         <w:t xml:space="preserve"> Y no teniendo la cabeza, de la cual todo el cuerpo, alimentado y conjunto por las ligaduras y conjunturas, crece en aumento de Dios.</w:t>
       </w:r>
-      <w:r>
-        <w:rPr>
-          <w:lang w:val="es_ES" w:bidi="es_ES"/>
-        </w:rPr>
-      </w:r>
-      <w:r>
-        <w:rPr>
-          <w:lang w:val="es_ES" w:bidi="es_ES"/>
-        </w:rPr>
-      </w:r>
-    </w:p>
-    <w:p>
-      <w:pPr/>
-      <w:r>
-        <w:rPr>
-          <w:lang w:val="es_ES" w:bidi="es_ES"/>
-        </w:rPr>
-      </w:r>
     </w:p>
     <w:p>
       <w:pPr/>
@@ -2143,24 +1240,6 @@
         </w:rPr>
         <w:t xml:space="preserve"> Pues si sois muertos con Cristo cuanto á los rudimentos del mundo, ¿por qué como si vivieseis al mundo, os sometéis á ordenanzas,</w:t>
       </w:r>
-      <w:r>
-        <w:rPr>
-          <w:lang w:val="es_ES" w:bidi="es_ES"/>
-        </w:rPr>
-      </w:r>
-      <w:r>
-        <w:rPr>
-          <w:lang w:val="es_ES" w:bidi="es_ES"/>
-        </w:rPr>
-      </w:r>
-    </w:p>
-    <w:p>
-      <w:pPr/>
-      <w:r>
-        <w:rPr>
-          <w:lang w:val="es_ES" w:bidi="es_ES"/>
-        </w:rPr>
-      </w:r>
     </w:p>
     <w:p>
       <w:pPr/>
@@ -2182,24 +1261,6 @@
         </w:rPr>
         <w:t xml:space="preserve"> Tales como, No manejes, ni gustes, ni aun toques,</w:t>
       </w:r>
-      <w:r>
-        <w:rPr>
-          <w:lang w:val="es_ES" w:bidi="es_ES"/>
-        </w:rPr>
-      </w:r>
-      <w:r>
-        <w:rPr>
-          <w:lang w:val="es_ES" w:bidi="es_ES"/>
-        </w:rPr>
-      </w:r>
-    </w:p>
-    <w:p>
-      <w:pPr/>
-      <w:r>
-        <w:rPr>
-          <w:lang w:val="es_ES" w:bidi="es_ES"/>
-        </w:rPr>
-      </w:r>
     </w:p>
     <w:p>
       <w:pPr/>
@@ -2221,24 +1282,6 @@
         </w:rPr>
         <w:t xml:space="preserve"> (Las cuales cosas son todas para destrucción en el uso mismo), en conformidad á mandamientos y doctrinas de hombres?</w:t>
       </w:r>
-      <w:r>
-        <w:rPr>
-          <w:lang w:val="es_ES" w:bidi="es_ES"/>
-        </w:rPr>
-      </w:r>
-      <w:r>
-        <w:rPr>
-          <w:lang w:val="es_ES" w:bidi="es_ES"/>
-        </w:rPr>
-      </w:r>
-    </w:p>
-    <w:p>
-      <w:pPr/>
-      <w:r>
-        <w:rPr>
-          <w:lang w:val="es_ES" w:bidi="es_ES"/>
-        </w:rPr>
-      </w:r>
     </w:p>
     <w:p>
       <w:pPr/>
@@ -2260,24 +1303,6 @@
         </w:rPr>
         <w:t xml:space="preserve"> Tales cosas tienen á la verdad cierta reputación de sabiduría en culto voluntario, y humildad, y en duro trato del cuerpo; no en alguna honra para el saciar de la carne.</w:t>
       </w:r>
-      <w:r>
-        <w:rPr>
-          <w:lang w:val="es_ES" w:bidi="es_ES"/>
-        </w:rPr>
-      </w:r>
-      <w:r>
-        <w:rPr>
-          <w:lang w:val="es_ES" w:bidi="es_ES"/>
-        </w:rPr>
-      </w:r>
-    </w:p>
-    <w:p>
-      <w:pPr/>
-      <w:r>
-        <w:rPr>
-          <w:lang w:val="es_ES" w:bidi="es_ES"/>
-        </w:rPr>
-      </w:r>
     </w:p>
     <w:p>
       <w:pPr>
@@ -2287,7 +1312,7 @@
         <w:rPr>
           <w:lang w:val="es_ES" w:bidi="es_ES"/>
         </w:rPr>
-        <w:t>Colossians 3:1</w:t>
+        <w:t>Colosenses 3:1</w:t>
       </w:r>
       <w:r>
         <w:rPr>
@@ -2315,24 +1340,6 @@
         </w:rPr>
         <w:t xml:space="preserve"> SI habéis pues resucitado con Cristo, buscad las cosas de arriba, donde está Cristo sentado á la diestra de Dios.</w:t>
       </w:r>
-      <w:r>
-        <w:rPr>
-          <w:lang w:val="es_ES" w:bidi="es_ES"/>
-        </w:rPr>
-      </w:r>
-      <w:r>
-        <w:rPr>
-          <w:lang w:val="es_ES" w:bidi="es_ES"/>
-        </w:rPr>
-      </w:r>
-    </w:p>
-    <w:p>
-      <w:pPr/>
-      <w:r>
-        <w:rPr>
-          <w:lang w:val="es_ES" w:bidi="es_ES"/>
-        </w:rPr>
-      </w:r>
     </w:p>
     <w:p>
       <w:pPr/>
@@ -2354,24 +1361,6 @@
         </w:rPr>
         <w:t xml:space="preserve"> Poned la mira en las cosas de arriba, no en las de la tierra.</w:t>
       </w:r>
-      <w:r>
-        <w:rPr>
-          <w:lang w:val="es_ES" w:bidi="es_ES"/>
-        </w:rPr>
-      </w:r>
-      <w:r>
-        <w:rPr>
-          <w:lang w:val="es_ES" w:bidi="es_ES"/>
-        </w:rPr>
-      </w:r>
-    </w:p>
-    <w:p>
-      <w:pPr/>
-      <w:r>
-        <w:rPr>
-          <w:lang w:val="es_ES" w:bidi="es_ES"/>
-        </w:rPr>
-      </w:r>
     </w:p>
     <w:p>
       <w:pPr/>
@@ -2393,24 +1382,6 @@
         </w:rPr>
         <w:t xml:space="preserve"> Porque muertos sois, y vuestra vida está escondida con Cristo en Dios.</w:t>
       </w:r>
-      <w:r>
-        <w:rPr>
-          <w:lang w:val="es_ES" w:bidi="es_ES"/>
-        </w:rPr>
-      </w:r>
-      <w:r>
-        <w:rPr>
-          <w:lang w:val="es_ES" w:bidi="es_ES"/>
-        </w:rPr>
-      </w:r>
-    </w:p>
-    <w:p>
-      <w:pPr/>
-      <w:r>
-        <w:rPr>
-          <w:lang w:val="es_ES" w:bidi="es_ES"/>
-        </w:rPr>
-      </w:r>
     </w:p>
     <w:p>
       <w:pPr/>
@@ -2432,24 +1403,6 @@
         </w:rPr>
         <w:t xml:space="preserve"> Cuando Cristo, vuestra vida, se manifestare, entonces vosotros también seréis manifestados con él en gloria.</w:t>
       </w:r>
-      <w:r>
-        <w:rPr>
-          <w:lang w:val="es_ES" w:bidi="es_ES"/>
-        </w:rPr>
-      </w:r>
-      <w:r>
-        <w:rPr>
-          <w:lang w:val="es_ES" w:bidi="es_ES"/>
-        </w:rPr>
-      </w:r>
-    </w:p>
-    <w:p>
-      <w:pPr/>
-      <w:r>
-        <w:rPr>
-          <w:lang w:val="es_ES" w:bidi="es_ES"/>
-        </w:rPr>
-      </w:r>
     </w:p>
     <w:p>
       <w:pPr/>
@@ -2471,24 +1424,6 @@
         </w:rPr>
         <w:t xml:space="preserve"> Amortiguad, pues, vuestros miembros que están sobre la tierra: fornicación, inmundicia, molicie, mala concupiscencia, y avaricia, que es idolatría:</w:t>
       </w:r>
-      <w:r>
-        <w:rPr>
-          <w:lang w:val="es_ES" w:bidi="es_ES"/>
-        </w:rPr>
-      </w:r>
-      <w:r>
-        <w:rPr>
-          <w:lang w:val="es_ES" w:bidi="es_ES"/>
-        </w:rPr>
-      </w:r>
-    </w:p>
-    <w:p>
-      <w:pPr/>
-      <w:r>
-        <w:rPr>
-          <w:lang w:val="es_ES" w:bidi="es_ES"/>
-        </w:rPr>
-      </w:r>
     </w:p>
     <w:p>
       <w:pPr/>
@@ -2510,24 +1445,6 @@
         </w:rPr>
         <w:t xml:space="preserve"> Por las cuales cosas la ira de Dios viene sobre los hijos de rebelión.</w:t>
       </w:r>
-      <w:r>
-        <w:rPr>
-          <w:lang w:val="es_ES" w:bidi="es_ES"/>
-        </w:rPr>
-      </w:r>
-      <w:r>
-        <w:rPr>
-          <w:lang w:val="es_ES" w:bidi="es_ES"/>
-        </w:rPr>
-      </w:r>
-    </w:p>
-    <w:p>
-      <w:pPr/>
-      <w:r>
-        <w:rPr>
-          <w:lang w:val="es_ES" w:bidi="es_ES"/>
-        </w:rPr>
-      </w:r>
     </w:p>
     <w:p>
       <w:pPr/>
@@ -2549,24 +1466,6 @@
         </w:rPr>
         <w:t xml:space="preserve"> En las cuales vosotros también anduvisteis en otro tiempo viviendo en ellas.</w:t>
       </w:r>
-      <w:r>
-        <w:rPr>
-          <w:lang w:val="es_ES" w:bidi="es_ES"/>
-        </w:rPr>
-      </w:r>
-      <w:r>
-        <w:rPr>
-          <w:lang w:val="es_ES" w:bidi="es_ES"/>
-        </w:rPr>
-      </w:r>
-    </w:p>
-    <w:p>
-      <w:pPr/>
-      <w:r>
-        <w:rPr>
-          <w:lang w:val="es_ES" w:bidi="es_ES"/>
-        </w:rPr>
-      </w:r>
     </w:p>
     <w:p>
       <w:pPr/>
@@ -2588,24 +1487,6 @@
         </w:rPr>
         <w:t xml:space="preserve"> Mas ahora, dejad también vosotros todas estas cosas: ira, enojo, malicia, maledicencia, torpes palabras de vuestra boca.</w:t>
       </w:r>
-      <w:r>
-        <w:rPr>
-          <w:lang w:val="es_ES" w:bidi="es_ES"/>
-        </w:rPr>
-      </w:r>
-      <w:r>
-        <w:rPr>
-          <w:lang w:val="es_ES" w:bidi="es_ES"/>
-        </w:rPr>
-      </w:r>
-    </w:p>
-    <w:p>
-      <w:pPr/>
-      <w:r>
-        <w:rPr>
-          <w:lang w:val="es_ES" w:bidi="es_ES"/>
-        </w:rPr>
-      </w:r>
     </w:p>
     <w:p>
       <w:pPr/>
@@ -2627,24 +1508,6 @@
         </w:rPr>
         <w:t xml:space="preserve"> No mintáis los unos á los otros, habiéndoos despojado del viejo hombre con sus hechos,</w:t>
       </w:r>
-      <w:r>
-        <w:rPr>
-          <w:lang w:val="es_ES" w:bidi="es_ES"/>
-        </w:rPr>
-      </w:r>
-      <w:r>
-        <w:rPr>
-          <w:lang w:val="es_ES" w:bidi="es_ES"/>
-        </w:rPr>
-      </w:r>
-    </w:p>
-    <w:p>
-      <w:pPr/>
-      <w:r>
-        <w:rPr>
-          <w:lang w:val="es_ES" w:bidi="es_ES"/>
-        </w:rPr>
-      </w:r>
     </w:p>
     <w:p>
       <w:pPr/>
@@ -2666,24 +1529,6 @@
         </w:rPr>
         <w:t xml:space="preserve"> Y revestídoos del nuevo, el cual por el conocimiento es renovado conforme á la imagen del que lo crió;</w:t>
       </w:r>
-      <w:r>
-        <w:rPr>
-          <w:lang w:val="es_ES" w:bidi="es_ES"/>
-        </w:rPr>
-      </w:r>
-      <w:r>
-        <w:rPr>
-          <w:lang w:val="es_ES" w:bidi="es_ES"/>
-        </w:rPr>
-      </w:r>
-    </w:p>
-    <w:p>
-      <w:pPr/>
-      <w:r>
-        <w:rPr>
-          <w:lang w:val="es_ES" w:bidi="es_ES"/>
-        </w:rPr>
-      </w:r>
     </w:p>
     <w:p>
       <w:pPr/>
@@ -2705,24 +1550,6 @@
         </w:rPr>
         <w:t xml:space="preserve"> Donde no hay Griego ni Judío, circuncisión ni incircuncisión, bárbaro ni Scytha, siervo ni libre; mas Cristo es el todo, y en todos.</w:t>
       </w:r>
-      <w:r>
-        <w:rPr>
-          <w:lang w:val="es_ES" w:bidi="es_ES"/>
-        </w:rPr>
-      </w:r>
-      <w:r>
-        <w:rPr>
-          <w:lang w:val="es_ES" w:bidi="es_ES"/>
-        </w:rPr>
-      </w:r>
-    </w:p>
-    <w:p>
-      <w:pPr/>
-      <w:r>
-        <w:rPr>
-          <w:lang w:val="es_ES" w:bidi="es_ES"/>
-        </w:rPr>
-      </w:r>
     </w:p>
     <w:p>
       <w:pPr/>
@@ -2744,24 +1571,6 @@
         </w:rPr>
         <w:t xml:space="preserve"> Vestíos pues, como escogidos de Dios, santos y amados, de entrañas de misericordia, de benignidad, de humildad, de mansedumbre, de tolerancia;</w:t>
       </w:r>
-      <w:r>
-        <w:rPr>
-          <w:lang w:val="es_ES" w:bidi="es_ES"/>
-        </w:rPr>
-      </w:r>
-      <w:r>
-        <w:rPr>
-          <w:lang w:val="es_ES" w:bidi="es_ES"/>
-        </w:rPr>
-      </w:r>
-    </w:p>
-    <w:p>
-      <w:pPr/>
-      <w:r>
-        <w:rPr>
-          <w:lang w:val="es_ES" w:bidi="es_ES"/>
-        </w:rPr>
-      </w:r>
     </w:p>
     <w:p>
       <w:pPr/>
@@ -2783,24 +1592,6 @@
         </w:rPr>
         <w:t xml:space="preserve"> Sufriéndoos los unos á los otros, y perdonándoos los unos á los otros si alguno tuviere queja del otro: de la manera que Cristo os perdonó, así también hacedlo vosotros.</w:t>
       </w:r>
-      <w:r>
-        <w:rPr>
-          <w:lang w:val="es_ES" w:bidi="es_ES"/>
-        </w:rPr>
-      </w:r>
-      <w:r>
-        <w:rPr>
-          <w:lang w:val="es_ES" w:bidi="es_ES"/>
-        </w:rPr>
-      </w:r>
-    </w:p>
-    <w:p>
-      <w:pPr/>
-      <w:r>
-        <w:rPr>
-          <w:lang w:val="es_ES" w:bidi="es_ES"/>
-        </w:rPr>
-      </w:r>
     </w:p>
     <w:p>
       <w:pPr/>
@@ -2822,24 +1613,6 @@
         </w:rPr>
         <w:t xml:space="preserve"> Y sobre todas estas cosas vestíos de caridad, la cual es el vínculo de la perfección.</w:t>
       </w:r>
-      <w:r>
-        <w:rPr>
-          <w:lang w:val="es_ES" w:bidi="es_ES"/>
-        </w:rPr>
-      </w:r>
-      <w:r>
-        <w:rPr>
-          <w:lang w:val="es_ES" w:bidi="es_ES"/>
-        </w:rPr>
-      </w:r>
-    </w:p>
-    <w:p>
-      <w:pPr/>
-      <w:r>
-        <w:rPr>
-          <w:lang w:val="es_ES" w:bidi="es_ES"/>
-        </w:rPr>
-      </w:r>
     </w:p>
     <w:p>
       <w:pPr/>
@@ -2861,24 +1634,6 @@
         </w:rPr>
         <w:t xml:space="preserve"> Y la paz de Dios gobierne en vuestros corazones, á la cual asimismo sois llamados en un cuerpo; y sed agradecidos.</w:t>
       </w:r>
-      <w:r>
-        <w:rPr>
-          <w:lang w:val="es_ES" w:bidi="es_ES"/>
-        </w:rPr>
-      </w:r>
-      <w:r>
-        <w:rPr>
-          <w:lang w:val="es_ES" w:bidi="es_ES"/>
-        </w:rPr>
-      </w:r>
-    </w:p>
-    <w:p>
-      <w:pPr/>
-      <w:r>
-        <w:rPr>
-          <w:lang w:val="es_ES" w:bidi="es_ES"/>
-        </w:rPr>
-      </w:r>
     </w:p>
     <w:p>
       <w:pPr/>
@@ -2900,24 +1655,6 @@
         </w:rPr>
         <w:t xml:space="preserve"> La palabra de Cristo habite en vosotros en abundancia en toda sabiduría, enseñándoos y exhortándoos los unos á los otros con salmos é himnos y canciones espirituales, con gracia cantando en vuestros corazones al Señor.</w:t>
       </w:r>
-      <w:r>
-        <w:rPr>
-          <w:lang w:val="es_ES" w:bidi="es_ES"/>
-        </w:rPr>
-      </w:r>
-      <w:r>
-        <w:rPr>
-          <w:lang w:val="es_ES" w:bidi="es_ES"/>
-        </w:rPr>
-      </w:r>
-    </w:p>
-    <w:p>
-      <w:pPr/>
-      <w:r>
-        <w:rPr>
-          <w:lang w:val="es_ES" w:bidi="es_ES"/>
-        </w:rPr>
-      </w:r>
     </w:p>
     <w:p>
       <w:pPr/>
@@ -2939,24 +1676,6 @@
         </w:rPr>
         <w:t xml:space="preserve"> Y todo lo que hacéis, sea de palabra, ó de hecho, hacedlo todo en el nombre del Señor Jesús, dando gracias á Dios Padre por él.</w:t>
       </w:r>
-      <w:r>
-        <w:rPr>
-          <w:lang w:val="es_ES" w:bidi="es_ES"/>
-        </w:rPr>
-      </w:r>
-      <w:r>
-        <w:rPr>
-          <w:lang w:val="es_ES" w:bidi="es_ES"/>
-        </w:rPr>
-      </w:r>
-    </w:p>
-    <w:p>
-      <w:pPr/>
-      <w:r>
-        <w:rPr>
-          <w:lang w:val="es_ES" w:bidi="es_ES"/>
-        </w:rPr>
-      </w:r>
     </w:p>
     <w:p>
       <w:pPr/>
@@ -2978,24 +1697,6 @@
         </w:rPr>
         <w:t xml:space="preserve"> Casadas, estad sujetas á vuestros maridos, como conviene en el Señor.</w:t>
       </w:r>
-      <w:r>
-        <w:rPr>
-          <w:lang w:val="es_ES" w:bidi="es_ES"/>
-        </w:rPr>
-      </w:r>
-      <w:r>
-        <w:rPr>
-          <w:lang w:val="es_ES" w:bidi="es_ES"/>
-        </w:rPr>
-      </w:r>
-    </w:p>
-    <w:p>
-      <w:pPr/>
-      <w:r>
-        <w:rPr>
-          <w:lang w:val="es_ES" w:bidi="es_ES"/>
-        </w:rPr>
-      </w:r>
     </w:p>
     <w:p>
       <w:pPr/>
@@ -3017,24 +1718,6 @@
         </w:rPr>
         <w:t xml:space="preserve"> Maridos, amad á vuestras mujeres, y no seáis desapacibles con ellas.</w:t>
       </w:r>
-      <w:r>
-        <w:rPr>
-          <w:lang w:val="es_ES" w:bidi="es_ES"/>
-        </w:rPr>
-      </w:r>
-      <w:r>
-        <w:rPr>
-          <w:lang w:val="es_ES" w:bidi="es_ES"/>
-        </w:rPr>
-      </w:r>
-    </w:p>
-    <w:p>
-      <w:pPr/>
-      <w:r>
-        <w:rPr>
-          <w:lang w:val="es_ES" w:bidi="es_ES"/>
-        </w:rPr>
-      </w:r>
     </w:p>
     <w:p>
       <w:pPr/>
@@ -3056,24 +1739,6 @@
         </w:rPr>
         <w:t xml:space="preserve"> Hijos, obedeced á vuestros padres en todo; porque esto agrada al Señor.</w:t>
       </w:r>
-      <w:r>
-        <w:rPr>
-          <w:lang w:val="es_ES" w:bidi="es_ES"/>
-        </w:rPr>
-      </w:r>
-      <w:r>
-        <w:rPr>
-          <w:lang w:val="es_ES" w:bidi="es_ES"/>
-        </w:rPr>
-      </w:r>
-    </w:p>
-    <w:p>
-      <w:pPr/>
-      <w:r>
-        <w:rPr>
-          <w:lang w:val="es_ES" w:bidi="es_ES"/>
-        </w:rPr>
-      </w:r>
     </w:p>
     <w:p>
       <w:pPr/>
@@ -3095,24 +1760,6 @@
         </w:rPr>
         <w:t xml:space="preserve"> Padres, no irritéis á vuestros hijos, porque no se hagan de poco ánimo.</w:t>
       </w:r>
-      <w:r>
-        <w:rPr>
-          <w:lang w:val="es_ES" w:bidi="es_ES"/>
-        </w:rPr>
-      </w:r>
-      <w:r>
-        <w:rPr>
-          <w:lang w:val="es_ES" w:bidi="es_ES"/>
-        </w:rPr>
-      </w:r>
-    </w:p>
-    <w:p>
-      <w:pPr/>
-      <w:r>
-        <w:rPr>
-          <w:lang w:val="es_ES" w:bidi="es_ES"/>
-        </w:rPr>
-      </w:r>
     </w:p>
     <w:p>
       <w:pPr/>
@@ -3134,24 +1781,6 @@
         </w:rPr>
         <w:t xml:space="preserve"> Siervos, obedeced en todo á vuestros amos carnales, no sirviendo al ojo, como los que agradan á los hombres, sino con sencillez de corazón, temiendo á Dios:</w:t>
       </w:r>
-      <w:r>
-        <w:rPr>
-          <w:lang w:val="es_ES" w:bidi="es_ES"/>
-        </w:rPr>
-      </w:r>
-      <w:r>
-        <w:rPr>
-          <w:lang w:val="es_ES" w:bidi="es_ES"/>
-        </w:rPr>
-      </w:r>
-    </w:p>
-    <w:p>
-      <w:pPr/>
-      <w:r>
-        <w:rPr>
-          <w:lang w:val="es_ES" w:bidi="es_ES"/>
-        </w:rPr>
-      </w:r>
     </w:p>
     <w:p>
       <w:pPr/>
@@ -3173,24 +1802,6 @@
         </w:rPr>
         <w:t xml:space="preserve"> Y todo lo que hagáis, hacedlo de ánimo, como al Señor, y no á los hombres;</w:t>
       </w:r>
-      <w:r>
-        <w:rPr>
-          <w:lang w:val="es_ES" w:bidi="es_ES"/>
-        </w:rPr>
-      </w:r>
-      <w:r>
-        <w:rPr>
-          <w:lang w:val="es_ES" w:bidi="es_ES"/>
-        </w:rPr>
-      </w:r>
-    </w:p>
-    <w:p>
-      <w:pPr/>
-      <w:r>
-        <w:rPr>
-          <w:lang w:val="es_ES" w:bidi="es_ES"/>
-        </w:rPr>
-      </w:r>
     </w:p>
     <w:p>
       <w:pPr/>
@@ -3212,24 +1823,6 @@
         </w:rPr>
         <w:t xml:space="preserve"> Sabiendo que del Señor recibiréis la compensación de la herencia: porque al Señor Cristo servís.</w:t>
       </w:r>
-      <w:r>
-        <w:rPr>
-          <w:lang w:val="es_ES" w:bidi="es_ES"/>
-        </w:rPr>
-      </w:r>
-      <w:r>
-        <w:rPr>
-          <w:lang w:val="es_ES" w:bidi="es_ES"/>
-        </w:rPr>
-      </w:r>
-    </w:p>
-    <w:p>
-      <w:pPr/>
-      <w:r>
-        <w:rPr>
-          <w:lang w:val="es_ES" w:bidi="es_ES"/>
-        </w:rPr>
-      </w:r>
     </w:p>
     <w:p>
       <w:pPr/>
@@ -3251,24 +1844,6 @@
         </w:rPr>
         <w:t xml:space="preserve"> Mas el que hace injuria, recibirá la injuria que hiciere; que no hay acepción de personas.</w:t>
       </w:r>
-      <w:r>
-        <w:rPr>
-          <w:lang w:val="es_ES" w:bidi="es_ES"/>
-        </w:rPr>
-      </w:r>
-      <w:r>
-        <w:rPr>
-          <w:lang w:val="es_ES" w:bidi="es_ES"/>
-        </w:rPr>
-      </w:r>
-    </w:p>
-    <w:p>
-      <w:pPr/>
-      <w:r>
-        <w:rPr>
-          <w:lang w:val="es_ES" w:bidi="es_ES"/>
-        </w:rPr>
-      </w:r>
     </w:p>
     <w:p>
       <w:pPr>
@@ -3278,7 +1853,7 @@
         <w:rPr>
           <w:lang w:val="es_ES" w:bidi="es_ES"/>
         </w:rPr>
-        <w:t>Colossians 4:1</w:t>
+        <w:t>Colosenses 4:1</w:t>
       </w:r>
       <w:r>
         <w:rPr>
@@ -3306,24 +1881,6 @@
         </w:rPr>
         <w:t xml:space="preserve"> AMOS, haced lo que es justo y derecho con vuestros siervos, sabiendo que también vosotros tenéis amo en los cielos.</w:t>
       </w:r>
-      <w:r>
-        <w:rPr>
-          <w:lang w:val="es_ES" w:bidi="es_ES"/>
-        </w:rPr>
-      </w:r>
-      <w:r>
-        <w:rPr>
-          <w:lang w:val="es_ES" w:bidi="es_ES"/>
-        </w:rPr>
-      </w:r>
-    </w:p>
-    <w:p>
-      <w:pPr/>
-      <w:r>
-        <w:rPr>
-          <w:lang w:val="es_ES" w:bidi="es_ES"/>
-        </w:rPr>
-      </w:r>
     </w:p>
     <w:p>
       <w:pPr/>
@@ -3345,24 +1902,6 @@
         </w:rPr>
         <w:t xml:space="preserve"> Perseverad en oración, velando en ella con hacimiento de gracias:</w:t>
       </w:r>
-      <w:r>
-        <w:rPr>
-          <w:lang w:val="es_ES" w:bidi="es_ES"/>
-        </w:rPr>
-      </w:r>
-      <w:r>
-        <w:rPr>
-          <w:lang w:val="es_ES" w:bidi="es_ES"/>
-        </w:rPr>
-      </w:r>
-    </w:p>
-    <w:p>
-      <w:pPr/>
-      <w:r>
-        <w:rPr>
-          <w:lang w:val="es_ES" w:bidi="es_ES"/>
-        </w:rPr>
-      </w:r>
     </w:p>
     <w:p>
       <w:pPr/>
@@ -3384,24 +1923,6 @@
         </w:rPr>
         <w:t xml:space="preserve"> Orando también juntamente por nosotros, que el Señor nos abra la puerta de la palabra, para hablar el misterio de Cristo, por el cual aun estoy preso,</w:t>
       </w:r>
-      <w:r>
-        <w:rPr>
-          <w:lang w:val="es_ES" w:bidi="es_ES"/>
-        </w:rPr>
-      </w:r>
-      <w:r>
-        <w:rPr>
-          <w:lang w:val="es_ES" w:bidi="es_ES"/>
-        </w:rPr>
-      </w:r>
-    </w:p>
-    <w:p>
-      <w:pPr/>
-      <w:r>
-        <w:rPr>
-          <w:lang w:val="es_ES" w:bidi="es_ES"/>
-        </w:rPr>
-      </w:r>
     </w:p>
     <w:p>
       <w:pPr/>
@@ -3423,24 +1944,6 @@
         </w:rPr>
         <w:t xml:space="preserve"> Para que lo manifieste como me conviene hablar.</w:t>
       </w:r>
-      <w:r>
-        <w:rPr>
-          <w:lang w:val="es_ES" w:bidi="es_ES"/>
-        </w:rPr>
-      </w:r>
-      <w:r>
-        <w:rPr>
-          <w:lang w:val="es_ES" w:bidi="es_ES"/>
-        </w:rPr>
-      </w:r>
-    </w:p>
-    <w:p>
-      <w:pPr/>
-      <w:r>
-        <w:rPr>
-          <w:lang w:val="es_ES" w:bidi="es_ES"/>
-        </w:rPr>
-      </w:r>
     </w:p>
     <w:p>
       <w:pPr/>
@@ -3462,24 +1965,6 @@
         </w:rPr>
         <w:t xml:space="preserve"> Andad en sabiduría para con los extraños, redimiendo el tiempo.</w:t>
       </w:r>
-      <w:r>
-        <w:rPr>
-          <w:lang w:val="es_ES" w:bidi="es_ES"/>
-        </w:rPr>
-      </w:r>
-      <w:r>
-        <w:rPr>
-          <w:lang w:val="es_ES" w:bidi="es_ES"/>
-        </w:rPr>
-      </w:r>
-    </w:p>
-    <w:p>
-      <w:pPr/>
-      <w:r>
-        <w:rPr>
-          <w:lang w:val="es_ES" w:bidi="es_ES"/>
-        </w:rPr>
-      </w:r>
     </w:p>
     <w:p>
       <w:pPr/>
@@ -3501,24 +1986,6 @@
         </w:rPr>
         <w:t xml:space="preserve"> Sea vuestra palabra siempre con gracia, sazonada con sal; para que sepáis cómo os conviene responder á cada uno.</w:t>
       </w:r>
-      <w:r>
-        <w:rPr>
-          <w:lang w:val="es_ES" w:bidi="es_ES"/>
-        </w:rPr>
-      </w:r>
-      <w:r>
-        <w:rPr>
-          <w:lang w:val="es_ES" w:bidi="es_ES"/>
-        </w:rPr>
-      </w:r>
-    </w:p>
-    <w:p>
-      <w:pPr/>
-      <w:r>
-        <w:rPr>
-          <w:lang w:val="es_ES" w:bidi="es_ES"/>
-        </w:rPr>
-      </w:r>
     </w:p>
     <w:p>
       <w:pPr/>
@@ -3540,24 +2007,6 @@
         </w:rPr>
         <w:t xml:space="preserve"> Todos mis negocios os hará saber Tichîco, hermano amado y fiel ministro y consiervo en el Señor:</w:t>
       </w:r>
-      <w:r>
-        <w:rPr>
-          <w:lang w:val="es_ES" w:bidi="es_ES"/>
-        </w:rPr>
-      </w:r>
-      <w:r>
-        <w:rPr>
-          <w:lang w:val="es_ES" w:bidi="es_ES"/>
-        </w:rPr>
-      </w:r>
-    </w:p>
-    <w:p>
-      <w:pPr/>
-      <w:r>
-        <w:rPr>
-          <w:lang w:val="es_ES" w:bidi="es_ES"/>
-        </w:rPr>
-      </w:r>
     </w:p>
     <w:p>
       <w:pPr/>
@@ -3579,24 +2028,6 @@
         </w:rPr>
         <w:t xml:space="preserve"> El cual os he enviado á esto mismo, para que entienda vuestros negocios, y consuele vuestros corazones;</w:t>
       </w:r>
-      <w:r>
-        <w:rPr>
-          <w:lang w:val="es_ES" w:bidi="es_ES"/>
-        </w:rPr>
-      </w:r>
-      <w:r>
-        <w:rPr>
-          <w:lang w:val="es_ES" w:bidi="es_ES"/>
-        </w:rPr>
-      </w:r>
-    </w:p>
-    <w:p>
-      <w:pPr/>
-      <w:r>
-        <w:rPr>
-          <w:lang w:val="es_ES" w:bidi="es_ES"/>
-        </w:rPr>
-      </w:r>
     </w:p>
     <w:p>
       <w:pPr/>
@@ -3618,24 +2049,6 @@
         </w:rPr>
         <w:t xml:space="preserve"> Con Onésimo, amado y fiel hermano, el cual es de vosotros. Todo lo que acá pasa, os harán saber.</w:t>
       </w:r>
-      <w:r>
-        <w:rPr>
-          <w:lang w:val="es_ES" w:bidi="es_ES"/>
-        </w:rPr>
-      </w:r>
-      <w:r>
-        <w:rPr>
-          <w:lang w:val="es_ES" w:bidi="es_ES"/>
-        </w:rPr>
-      </w:r>
-    </w:p>
-    <w:p>
-      <w:pPr/>
-      <w:r>
-        <w:rPr>
-          <w:lang w:val="es_ES" w:bidi="es_ES"/>
-        </w:rPr>
-      </w:r>
     </w:p>
     <w:p>
       <w:pPr/>
@@ -3657,24 +2070,6 @@
         </w:rPr>
         <w:t xml:space="preserve"> Aristarchô, mi compañero en la prisión, os saluda, y Marcos, el sobrino de Bernabé (acerca del cual habéis recibido mandamientos; si fuere á vosotros, recibidle),</w:t>
       </w:r>
-      <w:r>
-        <w:rPr>
-          <w:lang w:val="es_ES" w:bidi="es_ES"/>
-        </w:rPr>
-      </w:r>
-      <w:r>
-        <w:rPr>
-          <w:lang w:val="es_ES" w:bidi="es_ES"/>
-        </w:rPr>
-      </w:r>
-    </w:p>
-    <w:p>
-      <w:pPr/>
-      <w:r>
-        <w:rPr>
-          <w:lang w:val="es_ES" w:bidi="es_ES"/>
-        </w:rPr>
-      </w:r>
     </w:p>
     <w:p>
       <w:pPr/>
@@ -3696,24 +2091,6 @@
         </w:rPr>
         <w:t xml:space="preserve"> Y Jesús, el que se llama Justo; los cuales son de la circuncisión: éstos solos son los que me ayudan en el reino de Dios, y me han sido consuelo.</w:t>
       </w:r>
-      <w:r>
-        <w:rPr>
-          <w:lang w:val="es_ES" w:bidi="es_ES"/>
-        </w:rPr>
-      </w:r>
-      <w:r>
-        <w:rPr>
-          <w:lang w:val="es_ES" w:bidi="es_ES"/>
-        </w:rPr>
-      </w:r>
-    </w:p>
-    <w:p>
-      <w:pPr/>
-      <w:r>
-        <w:rPr>
-          <w:lang w:val="es_ES" w:bidi="es_ES"/>
-        </w:rPr>
-      </w:r>
     </w:p>
     <w:p>
       <w:pPr/>
@@ -3735,24 +2112,6 @@
         </w:rPr>
         <w:t xml:space="preserve"> Os saluda Epafras, el cual es de vosotros, siervo de Cristo, siempre solícito por vosotros en oraciones, para que estéis firmes, perfectos y cumplidos en todo lo que Dios quiere.</w:t>
       </w:r>
-      <w:r>
-        <w:rPr>
-          <w:lang w:val="es_ES" w:bidi="es_ES"/>
-        </w:rPr>
-      </w:r>
-      <w:r>
-        <w:rPr>
-          <w:lang w:val="es_ES" w:bidi="es_ES"/>
-        </w:rPr>
-      </w:r>
-    </w:p>
-    <w:p>
-      <w:pPr/>
-      <w:r>
-        <w:rPr>
-          <w:lang w:val="es_ES" w:bidi="es_ES"/>
-        </w:rPr>
-      </w:r>
     </w:p>
     <w:p>
       <w:pPr/>
@@ -3774,24 +2133,6 @@
         </w:rPr>
         <w:t xml:space="preserve"> Porque le doy testimonio, que tiene gran celo por vosotros, y por los que están en Laodicea, y los que en Hierápolis.</w:t>
       </w:r>
-      <w:r>
-        <w:rPr>
-          <w:lang w:val="es_ES" w:bidi="es_ES"/>
-        </w:rPr>
-      </w:r>
-      <w:r>
-        <w:rPr>
-          <w:lang w:val="es_ES" w:bidi="es_ES"/>
-        </w:rPr>
-      </w:r>
-    </w:p>
-    <w:p>
-      <w:pPr/>
-      <w:r>
-        <w:rPr>
-          <w:lang w:val="es_ES" w:bidi="es_ES"/>
-        </w:rPr>
-      </w:r>
     </w:p>
     <w:p>
       <w:pPr/>
@@ -3813,24 +2154,6 @@
         </w:rPr>
         <w:t xml:space="preserve"> Os saluda Lucas, el médico amado, y Demas.</w:t>
       </w:r>
-      <w:r>
-        <w:rPr>
-          <w:lang w:val="es_ES" w:bidi="es_ES"/>
-        </w:rPr>
-      </w:r>
-      <w:r>
-        <w:rPr>
-          <w:lang w:val="es_ES" w:bidi="es_ES"/>
-        </w:rPr>
-      </w:r>
-    </w:p>
-    <w:p>
-      <w:pPr/>
-      <w:r>
-        <w:rPr>
-          <w:lang w:val="es_ES" w:bidi="es_ES"/>
-        </w:rPr>
-      </w:r>
     </w:p>
     <w:p>
       <w:pPr/>
@@ -3852,24 +2175,6 @@
         </w:rPr>
         <w:t xml:space="preserve"> Saludad á los hermanos que están en Laodicea, y á Nimfas, y á la iglesia que está en su casa.</w:t>
       </w:r>
-      <w:r>
-        <w:rPr>
-          <w:lang w:val="es_ES" w:bidi="es_ES"/>
-        </w:rPr>
-      </w:r>
-      <w:r>
-        <w:rPr>
-          <w:lang w:val="es_ES" w:bidi="es_ES"/>
-        </w:rPr>
-      </w:r>
-    </w:p>
-    <w:p>
-      <w:pPr/>
-      <w:r>
-        <w:rPr>
-          <w:lang w:val="es_ES" w:bidi="es_ES"/>
-        </w:rPr>
-      </w:r>
     </w:p>
     <w:p>
       <w:pPr/>
@@ -3891,24 +2196,6 @@
         </w:rPr>
         <w:t xml:space="preserve"> Y cuando esta carta fuere leída entre vosotros, haced que también sea leída en la iglesia de los Laodicenses; y la de Laodicea que la leáis también vosotros.</w:t>
       </w:r>
-      <w:r>
-        <w:rPr>
-          <w:lang w:val="es_ES" w:bidi="es_ES"/>
-        </w:rPr>
-      </w:r>
-      <w:r>
-        <w:rPr>
-          <w:lang w:val="es_ES" w:bidi="es_ES"/>
-        </w:rPr>
-      </w:r>
-    </w:p>
-    <w:p>
-      <w:pPr/>
-      <w:r>
-        <w:rPr>
-          <w:lang w:val="es_ES" w:bidi="es_ES"/>
-        </w:rPr>
-      </w:r>
     </w:p>
     <w:p>
       <w:pPr/>
@@ -3930,24 +2217,6 @@
         </w:rPr>
         <w:t xml:space="preserve"> Y decid á Archîpo: Mira que cumplas el ministerio que has recibido del Señor.</w:t>
       </w:r>
-      <w:r>
-        <w:rPr>
-          <w:lang w:val="es_ES" w:bidi="es_ES"/>
-        </w:rPr>
-      </w:r>
-      <w:r>
-        <w:rPr>
-          <w:lang w:val="es_ES" w:bidi="es_ES"/>
-        </w:rPr>
-      </w:r>
-    </w:p>
-    <w:p>
-      <w:pPr/>
-      <w:r>
-        <w:rPr>
-          <w:lang w:val="es_ES" w:bidi="es_ES"/>
-        </w:rPr>
-      </w:r>
     </w:p>
     <w:p>
       <w:pPr/>
@@ -3968,16 +2237,6 @@
           <w:lang w:val="es_ES" w:bidi="es_ES"/>
         </w:rPr>
         <w:t xml:space="preserve"> La salutación de mi mano, de Pablo. Acordaos de mis prisiones. La gracia sea con vosotros. Amén. Escrita de Roma á los Colosenses; enviada con Tichîco y Onésimo.</w:t>
-      </w:r>
-      <w:r>
-        <w:rPr>
-          <w:lang w:val="es_ES" w:bidi="es_ES"/>
-        </w:rPr>
-      </w:r>
-      <w:r>
-        <w:rPr>
-          <w:lang w:val="es_ES" w:bidi="es_ES"/>
-        </w:rPr>
       </w:r>
     </w:p>
     <w:sectPr>
